--- a/index.docx
+++ b/index.docx
@@ -31,7 +31,7 @@
         <w:pStyle w:val="Date"/>
       </w:pPr>
       <w:r>
-        <w:t xml:space="preserve">2024-10-22</w:t>
+        <w:t xml:space="preserve">2025-08-30</w:t>
       </w:r>
     </w:p>
     <w:p>
@@ -153,7 +153,7 @@
               <w:jc w:val="center"/>
             </w:pPr>
             <w:pPr>
-              <w:jc w:val="start"/>
+              <w:jc w:val="left"/>
               <w:spacing w:before="200"/>
               <w:pStyle w:val="ImageCaption"/>
             </w:pPr>
@@ -336,8 +336,8 @@
           <m:d>
             <m:dPr>
               <m:begChr m:val="("/>
+              <m:sepChr m:val=""/>
               <m:endChr m:val=")"/>
-              <m:sepChr m:val=""/>
               <m:grow/>
             </m:dPr>
             <m:e>
@@ -406,8 +406,8 @@
           <m:d>
             <m:dPr>
               <m:begChr m:val="("/>
+              <m:sepChr m:val=""/>
               <m:endChr m:val=")"/>
-              <m:sepChr m:val=""/>
               <m:grow/>
             </m:dPr>
             <m:e>
@@ -489,7 +489,7 @@
               <w:jc w:val="center"/>
             </w:pPr>
             <w:pPr>
-              <w:jc w:val="start"/>
+              <w:jc w:val="left"/>
               <w:spacing w:before="200"/>
               <w:pStyle w:val="ImageCaption"/>
             </w:pPr>
@@ -836,7 +836,7 @@
               <w:jc w:val="center"/>
             </w:pPr>
             <w:pPr>
-              <w:jc w:val="start"/>
+              <w:jc w:val="left"/>
               <w:spacing w:before="200"/>
               <w:pStyle w:val="ImageCaption"/>
             </w:pPr>
@@ -934,7 +934,7 @@
               <w:jc w:val="center"/>
             </w:pPr>
             <w:pPr>
-              <w:jc w:val="start"/>
+              <w:jc w:val="left"/>
               <w:spacing w:before="200"/>
               <w:pStyle w:val="ImageCaption"/>
             </w:pPr>
@@ -1100,7 +1100,11 @@
     <w:bookmarkEnd w:id="41"/>
     <w:bookmarkEnd w:id="42"/>
     <w:bookmarkEnd w:id="43"/>
-    <w:sectPr/>
+    <w:sectPr>
+      <w:footnotePr>
+        <w:numRestart w:val="eachSect"/>
+      </w:footnotePr>
+    </w:sectPr>
   </w:body>
 </w:document>
 </file>
@@ -1272,8 +1276,6 @@
     </w:pPr>
     <w:rPr>
       <w:rFonts w:asciiTheme="majorHAnsi" w:cstheme="majorBidi" w:eastAsiaTheme="majorEastAsia" w:hAnsiTheme="majorHAnsi"/>
-      <w:spacing w:val="-10"/>
-      <w:kern w:val="28"/>
       <w:sz w:val="56"/>
       <w:szCs w:val="56"/>
     </w:rPr>
@@ -1286,8 +1288,6 @@
     <w:rsid w:val="00A10FD9"/>
     <w:rPr>
       <w:rFonts w:asciiTheme="majorHAnsi" w:cstheme="majorBidi" w:eastAsiaTheme="majorEastAsia" w:hAnsiTheme="majorHAnsi"/>
-      <w:spacing w:val="-10"/>
-      <w:kern w:val="28"/>
       <w:sz w:val="56"/>
       <w:szCs w:val="56"/>
     </w:rPr>
@@ -1328,23 +1328,31 @@
   </w:style>
   <w:style w:customStyle="1" w:styleId="Author" w:type="paragraph">
     <w:name w:val="Author"/>
+    <w:basedOn w:val="Title"/>
     <w:next w:val="BodyText"/>
     <w:qFormat/>
     <w:pPr>
       <w:keepNext/>
       <w:keepLines/>
-      <w:jc w:val="center"/>
     </w:pPr>
+    <w:rPr>
+      <w:sz w:val="24"/>
+      <w:szCs w:val="24"/>
+    </w:rPr>
   </w:style>
   <w:style w:styleId="Date" w:type="paragraph">
     <w:name w:val="Date"/>
+    <w:basedOn w:val="Title"/>
     <w:next w:val="BodyText"/>
     <w:qFormat/>
     <w:pPr>
       <w:keepNext/>
       <w:keepLines/>
-      <w:jc w:val="center"/>
     </w:pPr>
+    <w:rPr>
+      <w:sz w:val="24"/>
+      <w:szCs w:val="24"/>
+    </w:rPr>
   </w:style>
   <w:style w:customStyle="1" w:styleId="AbstractTitle" w:type="paragraph">
     <w:name w:val="Abstract Title"/>

--- a/index.docx
+++ b/index.docx
@@ -7,7 +7,7 @@
         <w:pStyle w:val="Title"/>
       </w:pPr>
       <w:r>
-        <w:t xml:space="preserve">La Palma Earthquakes</w:t>
+        <w:t xml:space="preserve">La Palma Earthquakes Teste</w:t>
       </w:r>
     </w:p>
     <w:p>

--- a/index.docx
+++ b/index.docx
@@ -7,7 +7,7 @@
         <w:pStyle w:val="Title"/>
       </w:pPr>
       <w:r>
-        <w:t xml:space="preserve">La Palma Earthquakes Teste</w:t>
+        <w:t xml:space="preserve">Autogestão do voluntariado: Relatório de 2025</w:t>
       </w:r>
     </w:p>
     <w:p>
@@ -15,15 +15,7 @@
         <w:pStyle w:val="Author"/>
       </w:pPr>
       <w:r>
-        <w:t xml:space="preserve">Steve Purves</w:t>
-      </w:r>
-    </w:p>
-    <w:p>
-      <w:pPr>
-        <w:pStyle w:val="Author"/>
-      </w:pPr>
-      <w:r>
-        <w:t xml:space="preserve">Rowan Cockett</w:t>
+        <w:t xml:space="preserve">Eduardo Santana</w:t>
       </w:r>
     </w:p>
     <w:p>
@@ -31,7 +23,7 @@
         <w:pStyle w:val="Date"/>
       </w:pPr>
       <w:r>
-        <w:t xml:space="preserve">2025-08-30</w:t>
+        <w:t xml:space="preserve">2025-08-31</w:t>
       </w:r>
     </w:p>
     <w:p>

--- a/index.docx
+++ b/index.docx
@@ -7,7 +7,7 @@
         <w:pStyle w:val="Title"/>
       </w:pPr>
       <w:r>
-        <w:t xml:space="preserve">Autogestão do voluntariado: Relatório de 2025</w:t>
+        <w:t xml:space="preserve">Autogestão do voluntariado conscienciológico: Relatório de 2025</w:t>
       </w:r>
     </w:p>
     <w:p>
@@ -31,7 +31,7 @@
         <w:pStyle w:val="AbstractTitle"/>
       </w:pPr>
       <w:r>
-        <w:t xml:space="preserve">Abstract</w:t>
+        <w:t xml:space="preserve">Resumo</w:t>
       </w:r>
     </w:p>
     <w:p>
@@ -39,16 +39,16 @@
         <w:pStyle w:val="Abstract"/>
       </w:pPr>
       <w:r>
-        <w:t xml:space="preserve">In September 2021, a significant jump in seismic activity on the island of La Palma (Canary Islands, Spain) signaled the start of a volcanic crisis that still continues at the time of writing. Earthquake data is continually collected and published by the Instituto Geográphico Nacional (IGN). …</w:t>
-      </w:r>
-    </w:p>
-    <w:bookmarkStart w:id="37" w:name="introduction"/>
+        <w:t xml:space="preserve">This is a draft of template document to be used for conscienciology publications. It’s in alpha stage.</w:t>
+      </w:r>
+    </w:p>
+    <w:bookmarkStart w:id="37" w:name="introdução"/>
     <w:p>
       <w:pPr>
         <w:pStyle w:val="Heading2"/>
       </w:pPr>
       <w:r>
-        <w:t xml:space="preserve">1 Introduction</w:t>
+        <w:t xml:space="preserve">1 Introdução</w:t>
       </w:r>
     </w:p>
     <w:p>
@@ -59,7 +59,7 @@
         <w:rPr>
           <w:vertAlign w:val="subscript"/>
         </w:rPr>
-        <w:t xml:space="preserve">Source:</w:t>
+        <w:t xml:space="preserve">Fonte:</w:t>
       </w:r>
       <w:r>
         <w:rPr>
@@ -73,7 +73,7 @@
             <w:rStyle w:val="Hyperlink"/>
             <w:vertAlign w:val="subscript"/>
           </w:rPr>
-          <w:t xml:space="preserve">Article Notebook</w:t>
+          <w:t xml:space="preserve">Caderno de Artigo</w:t>
         </w:r>
       </w:hyperlink>
     </w:p>
@@ -150,7 +150,7 @@
               <w:pStyle w:val="ImageCaption"/>
             </w:pPr>
             <w:r>
-              <w:t xml:space="preserve">Figure 1: Timeline of recent earthquakes on La Palma</w:t>
+              <w:t xml:space="preserve">Figura 1: Timeline of recent earthquakes on La Palma</w:t>
             </w:r>
           </w:p>
           <w:bookmarkEnd w:id="24"/>
@@ -165,7 +165,7 @@
         <w:rPr>
           <w:vertAlign w:val="subscript"/>
         </w:rPr>
-        <w:t xml:space="preserve">Source:</w:t>
+        <w:t xml:space="preserve">Fonte:</w:t>
       </w:r>
       <w:r>
         <w:rPr>
@@ -179,7 +179,7 @@
             <w:rStyle w:val="Hyperlink"/>
             <w:vertAlign w:val="subscript"/>
           </w:rPr>
-          <w:t xml:space="preserve">Article Notebook</w:t>
+          <w:t xml:space="preserve">Caderno de Artigo</w:t>
         </w:r>
       </w:hyperlink>
     </w:p>
@@ -192,7 +192,7 @@
         <w:rPr>
           <w:vertAlign w:val="subscript"/>
         </w:rPr>
-        <w:t xml:space="preserve">Source:</w:t>
+        <w:t xml:space="preserve">Fonte:</w:t>
       </w:r>
       <w:r>
         <w:rPr>
@@ -206,7 +206,7 @@
             <w:rStyle w:val="Hyperlink"/>
             <w:vertAlign w:val="subscript"/>
           </w:rPr>
-          <w:t xml:space="preserve">Article Notebook</w:t>
+          <w:t xml:space="preserve">Caderno de Artigo</w:t>
         </w:r>
       </w:hyperlink>
     </w:p>
@@ -247,7 +247,7 @@
           <w:rPr>
             <w:rStyle w:val="Hyperlink"/>
           </w:rPr>
-          <w:t xml:space="preserve">Figure 1</w:t>
+          <w:t xml:space="preserve">Figura 1</w:t>
         </w:r>
       </w:hyperlink>
       <w:r>
@@ -269,7 +269,7 @@
           <w:rPr>
             <w:rStyle w:val="Hyperlink"/>
           </w:rPr>
-          <w:t xml:space="preserve">Section 2</w:t>
+          <w:t xml:space="preserve">Seção 2</w:t>
         </w:r>
       </w:hyperlink>
       <w:r>
@@ -441,7 +441,7 @@
           <w:rPr>
             <w:rStyle w:val="Hyperlink"/>
           </w:rPr>
-          <w:t xml:space="preserve">Equation 1</w:t>
+          <w:t xml:space="preserve">Equação 1</w:t>
         </w:r>
       </w:hyperlink>
       <w:r>
@@ -486,7 +486,7 @@
               <w:pStyle w:val="ImageCaption"/>
             </w:pPr>
             <w:r>
-              <w:t xml:space="preserve">Table 1: Recent historic eruptions on La Palma</w:t>
+              <w:t xml:space="preserve">Tabela 1: Recent historic eruptions on La Palma</w:t>
             </w:r>
           </w:p>
           <w:tbl>
@@ -751,7 +751,7 @@
           <w:rPr>
             <w:rStyle w:val="Hyperlink"/>
           </w:rPr>
-          <w:t xml:space="preserve">Table 1</w:t>
+          <w:t xml:space="preserve">Tabela 1</w:t>
         </w:r>
       </w:hyperlink>
       <w:r>
@@ -833,7 +833,7 @@
               <w:pStyle w:val="ImageCaption"/>
             </w:pPr>
             <w:r>
-              <w:t xml:space="preserve">Figure 2: Map of La Palma</w:t>
+              <w:t xml:space="preserve">Figura 2: Map of La Palma</w:t>
             </w:r>
           </w:p>
           <w:bookmarkEnd w:id="31"/>
@@ -852,7 +852,7 @@
           <w:rPr>
             <w:rStyle w:val="Hyperlink"/>
           </w:rPr>
-          <w:t xml:space="preserve">Figure 2</w:t>
+          <w:t xml:space="preserve">Figura 2</w:t>
         </w:r>
       </w:hyperlink>
       <w:r>
@@ -931,7 +931,7 @@
               <w:pStyle w:val="ImageCaption"/>
             </w:pPr>
             <w:r>
-              <w:t xml:space="preserve">Figure 3: Locations of earthquakes on La Palma since 2017</w:t>
+              <w:t xml:space="preserve">Figura 3: Locations of earthquakes on La Palma since 2017</w:t>
             </w:r>
           </w:p>
           <w:bookmarkEnd w:id="35"/>
@@ -946,7 +946,7 @@
         <w:rPr>
           <w:vertAlign w:val="subscript"/>
         </w:rPr>
-        <w:t xml:space="preserve">Source:</w:t>
+        <w:t xml:space="preserve">Fonte:</w:t>
       </w:r>
       <w:r>
         <w:rPr>
@@ -973,7 +973,7 @@
           <w:rPr>
             <w:rStyle w:val="Hyperlink"/>
           </w:rPr>
-          <w:t xml:space="preserve">Figure 3</w:t>
+          <w:t xml:space="preserve">Figura 3</w:t>
         </w:r>
       </w:hyperlink>
       <w:r>
@@ -1020,13 +1020,13 @@
         <w:pStyle w:val="Bibliography"/>
       </w:pPr>
       <w:r>
-        <w:t xml:space="preserve">Marrero, José, Alicia García, Manuel Berrocoso, Ángeles Llinares, Antonio Rodríguez-Losada, and R. Ortiz. 2019.</w:t>
+        <w:t xml:space="preserve">Marrero, José, Alicia García, Manuel Berrocoso, Ángeles Llinares, Antonio Rodríguez-Losada, e R. Ortiz. 2019.</w:t>
       </w:r>
       <w:r>
         <w:t xml:space="preserve"> </w:t>
       </w:r>
       <w:r>
-        <w:t xml:space="preserve">“Strategies for the Development of Volcanic Hazard Maps in Monogenetic Volcanic Fields: The Example of</w:t>
+        <w:t xml:space="preserve">“Strategies for the development of volcanic hazard maps in monogenetic volcanic fields: the example of</w:t>
       </w:r>
       <w:r>
         <w:t xml:space="preserve"> </w:t>
@@ -1056,7 +1056,10 @@
         <w:t xml:space="preserve">Islands</w:t>
       </w:r>
       <w:r>
-        <w:t xml:space="preserve">).”</w:t>
+        <w:t xml:space="preserve">)”</w:t>
+      </w:r>
+      <w:r>
+        <w:t xml:space="preserve">.</w:t>
       </w:r>
       <w:r>
         <w:t xml:space="preserve"> </w:t>
@@ -1072,7 +1075,7 @@
         <w:t xml:space="preserve"> </w:t>
       </w:r>
       <w:r>
-        <w:t xml:space="preserve">8 (July).</w:t>
+        <w:t xml:space="preserve">8 (julho).</w:t>
       </w:r>
       <w:r>
         <w:t xml:space="preserve"> </w:t>
@@ -1216,7 +1219,7 @@
         <w:rFonts w:asciiTheme="minorHAnsi" w:cstheme="minorBidi" w:eastAsiaTheme="minorHAnsi" w:hAnsiTheme="minorHAnsi"/>
         <w:sz w:val="24"/>
         <w:szCs w:val="24"/>
-        <w:lang w:bidi="ar-SA" w:eastAsia="en-US" w:val="en-US"/>
+        <w:lang w:bidi="ar-SA" w:eastAsia="en-US" w:val="pt-BR"/>
       </w:rPr>
     </w:rPrDefault>
     <w:pPrDefault>
